--- a/assets/libreoffice_writ_njc/3dad2051-0596-4886-93c5-9ed78df81f99/Guide_L3_10.docx
+++ b/assets/libreoffice_writ_njc/3dad2051-0596-4886-93c5-9ed78df81f99/Guide_L3_10.docx
@@ -6,13 +6,15 @@
       <w:pPr>
         <w:pStyle w:val="Title"/>
         <w:jc w:val="center"/>
-        <w:rPr/>
+        <w:rPr>
+          <w:color w:val="158466"/>
+        </w:rPr>
       </w:pPr>
       <w:r>
         <w:rPr>
           <w:rFonts w:eastAsia="Georgia" w:ascii="Georgia" w:hAnsi="Georgia"/>
           <w:b/>
-          <w:color w:val="006400"/>
+          <w:color w:val="158466"/>
           <w:sz w:val="52"/>
         </w:rPr>
         <w:t>Employee Onboarding Guide</w:t>
@@ -56,11 +58,21 @@
       <w:r>
         <w:rPr>
           <w:rFonts w:eastAsia="Georgia" w:ascii="Georgia" w:hAnsi="Georgia"/>
+          <w:b w:val="false"/>
+          <w:bCs w:val="false"/>
+          <w:color w:val="000000"/>
+          <w:sz w:val="22"/>
+        </w:rPr>
+        <w:t>Complete all HR paperwork and benefits enrollment. Set up your workstation and obtain building access credentials. Attend the company orientation session on Monday at 9 AM. Meet your team members and direct manager for introductions</w:t>
+      </w:r>
+      <w:r>
+        <w:rPr>
+          <w:rFonts w:eastAsia="Georgia" w:ascii="Georgia" w:hAnsi="Georgia"/>
           <w:b/>
           <w:color w:val="000000"/>
           <w:sz w:val="22"/>
         </w:rPr>
-        <w:t>Complete all HR paperwork and benefits enrollment. Set up your workstation and obtain building access credentials. Attend the company orientation session on Monday at 9 AM. Meet your team members and direct manager for introductions.</w:t>
+        <w:t>.</w:t>
       </w:r>
     </w:p>
     <w:p>

--- a/assets/libreoffice_writ_njc/3dad2051-0596-4886-93c5-9ed78df81f99/Guide_L3_10.docx
+++ b/assets/libreoffice_writ_njc/3dad2051-0596-4886-93c5-9ed78df81f99/Guide_L3_10.docx
@@ -7,15 +7,17 @@
         <w:pStyle w:val="Title"/>
         <w:jc w:val="center"/>
         <w:rPr>
-          <w:color w:val="158466"/>
+          <w:b/>
+          <w:b/>
+          <w:bCs/>
+          <w:color w:val="006400"/>
         </w:rPr>
       </w:pPr>
       <w:r>
         <w:rPr>
-          <w:rFonts w:eastAsia="Georgia" w:ascii="Georgia" w:hAnsi="Georgia"/>
           <w:b/>
-          <w:color w:val="158466"/>
-          <w:sz w:val="52"/>
+          <w:bCs/>
+          <w:color w:val="006400"/>
         </w:rPr>
         <w:t>Employee Onboarding Guide</w:t>
       </w:r>
@@ -38,12 +40,17 @@
     <w:p>
       <w:pPr>
         <w:pStyle w:val="Heading1"/>
-        <w:rPr/>
+        <w:rPr>
+          <w:b/>
+          <w:b/>
+          <w:bCs/>
+        </w:rPr>
       </w:pPr>
       <w:r>
         <w:rPr>
           <w:rFonts w:eastAsia="Georgia" w:ascii="Georgia" w:hAnsi="Georgia"/>
           <w:b/>
+          <w:bCs/>
           <w:color w:val="000000"/>
           <w:sz w:val="32"/>
         </w:rPr>
@@ -53,37 +60,37 @@
     <w:p>
       <w:pPr>
         <w:pStyle w:val="Normal"/>
-        <w:rPr/>
-      </w:pPr>
-      <w:r>
         <w:rPr>
-          <w:rFonts w:eastAsia="Georgia" w:ascii="Georgia" w:hAnsi="Georgia"/>
-          <w:b w:val="false"/>
-          <w:bCs w:val="false"/>
-          <w:color w:val="000000"/>
-          <w:sz w:val="22"/>
+          <w:b/>
+          <w:b/>
+          <w:bCs/>
         </w:rPr>
-        <w:t>Complete all HR paperwork and benefits enrollment. Set up your workstation and obtain building access credentials. Attend the company orientation session on Monday at 9 AM. Meet your team members and direct manager for introductions</w:t>
-      </w:r>
+      </w:pPr>
       <w:r>
         <w:rPr>
           <w:rFonts w:eastAsia="Georgia" w:ascii="Georgia" w:hAnsi="Georgia"/>
           <w:b/>
+          <w:bCs/>
           <w:color w:val="000000"/>
           <w:sz w:val="22"/>
         </w:rPr>
-        <w:t>.</w:t>
+        <w:t>Complete all HR paperwork and benefits enrollment. Set up your workstation and obtain building access credentials. Attend the company orientation session on Monday at 9 AM. Meet your team members and direct manager for introductions.</w:t>
       </w:r>
     </w:p>
     <w:p>
       <w:pPr>
         <w:pStyle w:val="Heading1"/>
-        <w:rPr/>
+        <w:rPr>
+          <w:b/>
+          <w:b/>
+          <w:bCs/>
+        </w:rPr>
       </w:pPr>
       <w:r>
         <w:rPr>
           <w:rFonts w:eastAsia="Georgia" w:ascii="Georgia" w:hAnsi="Georgia"/>
           <w:b/>
+          <w:bCs/>
           <w:color w:val="000000"/>
           <w:sz w:val="32"/>
         </w:rPr>
@@ -108,12 +115,17 @@
     <w:p>
       <w:pPr>
         <w:pStyle w:val="Heading1"/>
-        <w:rPr/>
+        <w:rPr>
+          <w:b/>
+          <w:b/>
+          <w:bCs/>
+        </w:rPr>
       </w:pPr>
       <w:r>
         <w:rPr>
           <w:rFonts w:eastAsia="Georgia" w:ascii="Georgia" w:hAnsi="Georgia"/>
           <w:b/>
+          <w:bCs/>
           <w:color w:val="000000"/>
           <w:sz w:val="32"/>
         </w:rPr>
@@ -138,12 +150,17 @@
     <w:p>
       <w:pPr>
         <w:pStyle w:val="Heading1"/>
-        <w:rPr/>
+        <w:rPr>
+          <w:b/>
+          <w:b/>
+          <w:bCs/>
+        </w:rPr>
       </w:pPr>
       <w:r>
         <w:rPr>
           <w:rFonts w:eastAsia="Georgia" w:ascii="Georgia" w:hAnsi="Georgia"/>
           <w:b/>
+          <w:bCs/>
           <w:color w:val="000000"/>
           <w:sz w:val="32"/>
         </w:rPr>
@@ -182,6 +199,25 @@
           <w:sz w:val="22"/>
         </w:rPr>
         <w:t>Last updated: March 2025 | Next revision: September 2025</w:t>
+      </w:r>
+    </w:p>
+    <w:p>
+      <w:pPr>
+        <w:pStyle w:val="Normal"/>
+        <w:widowControl/>
+        <w:bidi w:val="0"/>
+        <w:spacing w:lineRule="auto" w:line="276" w:before="0" w:after="200"/>
+        <w:jc w:val="left"/>
+        <w:rPr>
+          <w:rFonts w:ascii="Georgia" w:hAnsi="Georgia" w:eastAsia="Georgia"/>
+          <w:b w:val="false"/>
+          <w:b w:val="false"/>
+          <w:color w:val="000000"/>
+          <w:sz w:val="22"/>
+        </w:rPr>
+      </w:pPr>
+      <w:r>
+        <w:rPr/>
       </w:r>
     </w:p>
     <w:sectPr>

--- a/assets/libreoffice_writ_njc/3dad2051-0596-4886-93c5-9ed78df81f99/Guide_L3_10.docx
+++ b/assets/libreoffice_writ_njc/3dad2051-0596-4886-93c5-9ed78df81f99/Guide_L3_10.docx
@@ -5,34 +5,53 @@
     <w:p>
       <w:pPr>
         <w:pStyle w:val="Title"/>
-        <w:jc w:val="center"/>
+        <w:jc w:val="left"/>
+        <w:rPr>
+          <w:color w:val="127622"/>
+        </w:rPr>
+      </w:pPr>
+      <w:r>
+        <w:rPr>
+          <w:rFonts w:eastAsia="Georgia" w:ascii="Georgia" w:hAnsi="Georgia"/>
+          <w:b/>
+          <w:bCs/>
+          <w:color w:val="00A933"/>
+          <w:sz w:val="52"/>
+          <w:shd w:fill="00A933" w:val="clear"/>
+        </w:rPr>
+        <w:t>Employee</w:t>
+      </w:r>
+      <w:r>
+        <w:rPr>
+          <w:rFonts w:eastAsia="Georgia" w:ascii="Georgia" w:hAnsi="Georgia"/>
+          <w:b w:val="false"/>
+          <w:bCs w:val="false"/>
+          <w:color w:val="127622"/>
+          <w:sz w:val="52"/>
+          <w:shd w:fill="00A933" w:val="clear"/>
+        </w:rPr>
+        <w:t xml:space="preserve"> Onboarding Guide</w:t>
+      </w:r>
+    </w:p>
+    <w:p>
+      <w:pPr>
+        <w:pStyle w:val="Normal"/>
         <w:rPr>
           <w:b/>
           <w:b/>
           <w:bCs/>
-          <w:color w:val="006400"/>
+          <w:sz w:val="22"/>
+          <w:szCs w:val="22"/>
         </w:rPr>
-      </w:pPr>
-      <w:r>
-        <w:rPr>
-          <w:b/>
-          <w:bCs/>
-          <w:color w:val="006400"/>
-        </w:rPr>
-        <w:t>Employee Onboarding Guide</w:t>
-      </w:r>
-    </w:p>
-    <w:p>
-      <w:pPr>
-        <w:pStyle w:val="Normal"/>
-        <w:rPr/>
       </w:pPr>
       <w:r>
         <w:rPr>
           <w:rFonts w:eastAsia="Georgia" w:ascii="Georgia" w:hAnsi="Georgia"/>
-          <w:b w:val="false"/>
+          <w:b/>
+          <w:bCs/>
           <w:color w:val="000000"/>
           <w:sz w:val="22"/>
+          <w:szCs w:val="22"/>
         </w:rPr>
         <w:t>Welcome to GlobalTech Solutions!</w:t>
       </w:r>
@@ -44,6 +63,8 @@
           <w:b/>
           <w:b/>
           <w:bCs/>
+          <w:sz w:val="32"/>
+          <w:szCs w:val="32"/>
         </w:rPr>
       </w:pPr>
       <w:r>
@@ -53,6 +74,7 @@
           <w:bCs/>
           <w:color w:val="000000"/>
           <w:sz w:val="32"/>
+          <w:szCs w:val="32"/>
         </w:rPr>
         <w:t>Week 1: Getting Started</w:t>
       </w:r>
@@ -61,9 +83,32 @@
       <w:pPr>
         <w:pStyle w:val="Normal"/>
         <w:rPr>
+          <w:b w:val="false"/>
+          <w:b w:val="false"/>
+          <w:bCs w:val="false"/>
+        </w:rPr>
+      </w:pPr>
+      <w:r>
+        <w:rPr>
+          <w:rFonts w:eastAsia="Georgia" w:ascii="Georgia" w:hAnsi="Georgia"/>
+          <w:b w:val="false"/>
+          <w:bCs w:val="false"/>
+          <w:color w:val="000000"/>
+          <w:sz w:val="22"/>
+          <w:szCs w:val="22"/>
+        </w:rPr>
+        <w:t>Complete all HR paperwork and benefits enrollment. Set up your workstation and obtain building access credentials. Attend the company orientation session on Monday at 9 AM. Meet your team members and direct manager for introductions.</w:t>
+      </w:r>
+    </w:p>
+    <w:p>
+      <w:pPr>
+        <w:pStyle w:val="Heading1"/>
+        <w:rPr>
           <w:b/>
           <w:b/>
           <w:bCs/>
+          <w:sz w:val="22"/>
+          <w:szCs w:val="22"/>
         </w:rPr>
       </w:pPr>
       <w:r>
@@ -73,8 +118,32 @@
           <w:bCs/>
           <w:color w:val="000000"/>
           <w:sz w:val="22"/>
+          <w:szCs w:val="22"/>
         </w:rPr>
-        <w:t>Complete all HR paperwork and benefits enrollment. Set up your workstation and obtain building access credentials. Attend the company orientation session on Monday at 9 AM. Meet your team members and direct manager for introductions.</w:t>
+        <w:t>Week 2: Learning the Tools</w:t>
+      </w:r>
+    </w:p>
+    <w:p>
+      <w:pPr>
+        <w:pStyle w:val="Normal"/>
+        <w:rPr>
+          <w:b/>
+          <w:b/>
+          <w:bCs/>
+          <w:sz w:val="22"/>
+          <w:szCs w:val="22"/>
+        </w:rPr>
+      </w:pPr>
+      <w:r>
+        <w:rPr>
+          <w:rFonts w:eastAsia="Georgia" w:ascii="Georgia" w:hAnsi="Georgia"/>
+          <w:b/>
+          <w:bCs/>
+          <w:color w:val="000000"/>
+          <w:sz w:val="22"/>
+          <w:szCs w:val="22"/>
+        </w:rPr>
+        <w:t>Complete the mandatory security awareness training module. Set up development environment following the DevOps wiki guide. Attend the architecture overview presentation. Begin shadow sessions with your assigned buddy.</w:t>
       </w:r>
     </w:p>
     <w:p>
@@ -84,8 +153,44 @@
           <w:b/>
           <w:b/>
           <w:bCs/>
+          <w:sz w:val="22"/>
+          <w:szCs w:val="22"/>
         </w:rPr>
       </w:pPr>
+      <w:r>
+        <w:rPr>
+          <w:rFonts w:eastAsia="Georgia" w:ascii="Georgia" w:hAnsi="Georgia"/>
+          <w:b/>
+          <w:bCs/>
+          <w:color w:val="000000"/>
+          <w:sz w:val="22"/>
+          <w:szCs w:val="22"/>
+        </w:rPr>
+        <w:t>Week 3: First Contributions</w:t>
+      </w:r>
+    </w:p>
+    <w:p>
+      <w:pPr>
+        <w:pStyle w:val="Normal"/>
+        <w:rPr>
+          <w:b/>
+          <w:b/>
+          <w:bCs/>
+          <w:sz w:val="32"/>
+          <w:szCs w:val="32"/>
+        </w:rPr>
+      </w:pPr>
+      <w:r>
+        <w:rPr>
+          <w:rFonts w:eastAsia="Georgia" w:ascii="Georgia" w:hAnsi="Georgia"/>
+          <w:b/>
+          <w:bCs/>
+          <w:color w:val="000000"/>
+          <w:sz w:val="22"/>
+          <w:szCs w:val="22"/>
+        </w:rPr>
+        <w:t>Pick up your first starter task from the sprint backlog. Attend code review sessions as an observer. Complete the coding standard</w:t>
+      </w:r>
       <w:r>
         <w:rPr>
           <w:rFonts w:eastAsia="Georgia" w:ascii="Georgia" w:hAnsi="Georgia"/>
@@ -93,23 +198,9 @@
           <w:bCs/>
           <w:color w:val="000000"/>
           <w:sz w:val="32"/>
+          <w:szCs w:val="32"/>
         </w:rPr>
-        <w:t>Week 2: Learning the Tools</w:t>
-      </w:r>
-    </w:p>
-    <w:p>
-      <w:pPr>
-        <w:pStyle w:val="Normal"/>
-        <w:rPr/>
-      </w:pPr>
-      <w:r>
-        <w:rPr>
-          <w:rFonts w:eastAsia="Georgia" w:ascii="Georgia" w:hAnsi="Georgia"/>
-          <w:b w:val="false"/>
-          <w:color w:val="000000"/>
-          <w:sz w:val="22"/>
-        </w:rPr>
-        <w:t>Complete the mandatory security awareness training module. Set up development environment following the DevOps wiki guide. Attend the architecture overview presentation. Begin shadow sessions with your assigned buddy.</w:t>
+        <w:t>s certification. Submit your first pull request for team review.</w:t>
       </w:r>
     </w:p>
     <w:p>
@@ -119,6 +210,8 @@
           <w:b/>
           <w:b/>
           <w:bCs/>
+          <w:sz w:val="32"/>
+          <w:szCs w:val="32"/>
         </w:rPr>
       </w:pPr>
       <w:r>
@@ -128,32 +221,20 @@
           <w:bCs/>
           <w:color w:val="000000"/>
           <w:sz w:val="32"/>
+          <w:szCs w:val="32"/>
         </w:rPr>
-        <w:t>Week 3: First Contributions</w:t>
+        <w:t>Week 4: Integration</w:t>
       </w:r>
     </w:p>
     <w:p>
       <w:pPr>
         <w:pStyle w:val="Normal"/>
-        <w:rPr/>
-      </w:pPr>
-      <w:r>
-        <w:rPr>
-          <w:rFonts w:eastAsia="Georgia" w:ascii="Georgia" w:hAnsi="Georgia"/>
-          <w:b w:val="false"/>
-          <w:color w:val="000000"/>
-          <w:sz w:val="22"/>
-        </w:rPr>
-        <w:t>Pick up your first starter task from the sprint backlog. Attend code review sessions as an observer. Complete the coding standards certification. Submit your first pull request for team review.</w:t>
-      </w:r>
-    </w:p>
-    <w:p>
-      <w:pPr>
-        <w:pStyle w:val="Heading1"/>
         <w:rPr>
           <w:b/>
           <w:b/>
           <w:bCs/>
+          <w:sz w:val="22"/>
+          <w:szCs w:val="22"/>
         </w:rPr>
       </w:pPr>
       <w:r>
@@ -162,22 +243,8 @@
           <w:b/>
           <w:bCs/>
           <w:color w:val="000000"/>
-          <w:sz w:val="32"/>
-        </w:rPr>
-        <w:t>Week 4: Integration</w:t>
-      </w:r>
-    </w:p>
-    <w:p>
-      <w:pPr>
-        <w:pStyle w:val="Normal"/>
-        <w:rPr/>
-      </w:pPr>
-      <w:r>
-        <w:rPr>
-          <w:rFonts w:eastAsia="Georgia" w:ascii="Georgia" w:hAnsi="Georgia"/>
-          <w:b w:val="false"/>
-          <w:color w:val="000000"/>
           <w:sz w:val="22"/>
+          <w:szCs w:val="22"/>
         </w:rPr>
         <w:t>Participate fully in sprint ceremonies. Take ownership of a small feature or bug fix. Schedule your 30-day check-in with HR and your manager. Provide feedback on the onboarding process.</w:t>
       </w:r>
@@ -194,11 +261,24 @@
       <w:r>
         <w:rPr>
           <w:rFonts w:eastAsia="Georgia" w:ascii="Georgia" w:hAnsi="Georgia"/>
-          <w:b w:val="false"/>
+          <w:b/>
+          <w:bCs/>
           <w:color w:val="000000"/>
           <w:sz w:val="22"/>
+          <w:szCs w:val="22"/>
         </w:rPr>
-        <w:t>Last updated: March 2025 | Next revision: September 2025</w:t>
+        <w:t xml:space="preserve">Last updated: March 2025 </w:t>
+      </w:r>
+      <w:r>
+        <w:rPr>
+          <w:rFonts w:eastAsia="Georgia" w:ascii="Georgia" w:hAnsi="Georgia"/>
+          <w:b w:val="false"/>
+          <w:bCs/>
+          <w:color w:val="000000"/>
+          <w:sz w:val="22"/>
+          <w:szCs w:val="22"/>
+        </w:rPr>
+        <w:t>| Next revision: September 2025</w:t>
       </w:r>
     </w:p>
     <w:p>
@@ -212,8 +292,10 @@
           <w:rFonts w:ascii="Georgia" w:hAnsi="Georgia" w:eastAsia="Georgia"/>
           <w:b w:val="false"/>
           <w:b w:val="false"/>
+          <w:bCs/>
           <w:color w:val="000000"/>
           <w:sz w:val="22"/>
+          <w:szCs w:val="22"/>
         </w:rPr>
       </w:pPr>
       <w:r>
